--- a/templates/TEMPLATE_PROCURACAO.docx
+++ b/templates/TEMPLATE_PROCURACAO.docx
@@ -93,6 +93,7 @@
         <w:rPr>
           <w:rFonts w:ascii="Times New Roman" w:hAnsi="Times New Roman" w:cs="Times New Roman"/>
           <w:bCs/>
+          <w:highlight w:val="yellow"/>
         </w:rPr>
         <w:t xml:space="preserve">{{nomeCliente}}, {{nacionalidade}}, {{estadoCivil}}, {{profissao}}, portador(a) da cédula de identidade nº </w:t>
       </w:r>
@@ -101,6 +102,7 @@
         <w:rPr>
           <w:rFonts w:ascii="Times New Roman" w:hAnsi="Times New Roman" w:cs="Times New Roman"/>
           <w:bCs/>
+          <w:highlight w:val="yellow"/>
         </w:rPr>
         <w:t>{{rg}}</w:t>
       </w:r>
@@ -109,6 +111,7 @@
         <w:rPr>
           <w:rFonts w:ascii="Times New Roman" w:hAnsi="Times New Roman" w:cs="Times New Roman"/>
           <w:bCs/>
+          <w:highlight w:val="yellow"/>
         </w:rPr>
         <w:t xml:space="preserve"> SSP-{{sspUf}}, e inscrito</w:t>
       </w:r>
@@ -124,6 +127,7 @@
         <w:rPr>
           <w:rFonts w:ascii="Times New Roman" w:hAnsi="Times New Roman" w:cs="Times New Roman"/>
           <w:bCs/>
+          <w:highlight w:val="yellow"/>
         </w:rPr>
         <w:t>(a) no CPF nº {{cpf}}, residente e domiciliado n</w:t>
       </w:r>
@@ -139,6 +143,7 @@
         <w:rPr>
           <w:rFonts w:ascii="Times New Roman" w:hAnsi="Times New Roman" w:cs="Times New Roman"/>
           <w:bCs/>
+          <w:highlight w:val="yellow"/>
         </w:rPr>
         <w:t>o(a) {{endereco}}, CEP:</w:t>
       </w:r>
@@ -147,6 +152,7 @@
         <w:rPr>
           <w:rFonts w:ascii="Times New Roman" w:hAnsi="Times New Roman" w:cs="Times New Roman"/>
           <w:bCs/>
+          <w:highlight w:val="yellow"/>
         </w:rPr>
         <w:t xml:space="preserve"> {{cep}}</w:t>
       </w:r>
@@ -482,6 +488,7 @@
       <w:r>
         <w:rPr>
           <w:rFonts w:ascii="Times New Roman" w:hAnsi="Times New Roman" w:cs="Times New Roman"/>
+          <w:highlight w:val="yellow"/>
         </w:rPr>
         <w:t>{{dataExtenso}}</w:t>
       </w:r>
@@ -533,6 +540,7 @@
           <w:rFonts w:ascii="Times New Roman" w:hAnsi="Times New Roman" w:cs="Times New Roman"/>
           <w:b/>
           <w:bCs/>
+          <w:highlight w:val="yellow"/>
         </w:rPr>
         <w:t>{{nomeCliente}}</w:t>
       </w:r>
@@ -552,6 +560,7 @@
           <w:rFonts w:ascii="Times New Roman" w:hAnsi="Times New Roman" w:cs="Times New Roman"/>
           <w:b/>
           <w:bCs/>
+          <w:highlight w:val="yellow"/>
         </w:rPr>
         <w:t>CPF nº {{cpf}}</w:t>
       </w:r>

--- a/templates/TEMPLATE_PROCURACAO.docx
+++ b/templates/TEMPLATE_PROCURACAO.docx
@@ -93,7 +93,6 @@
         <w:rPr>
           <w:rFonts w:ascii="Times New Roman" w:hAnsi="Times New Roman" w:cs="Times New Roman"/>
           <w:bCs/>
-          <w:highlight w:val="yellow"/>
         </w:rPr>
         <w:t xml:space="preserve">{{nomeCliente}}, {{nacionalidade}}, {{estadoCivil}}, {{profissao}}, portador(a) da cédula de identidade nº </w:t>
       </w:r>
@@ -102,7 +101,6 @@
         <w:rPr>
           <w:rFonts w:ascii="Times New Roman" w:hAnsi="Times New Roman" w:cs="Times New Roman"/>
           <w:bCs/>
-          <w:highlight w:val="yellow"/>
         </w:rPr>
         <w:t>{{rg}}</w:t>
       </w:r>
@@ -111,48 +109,42 @@
         <w:rPr>
           <w:rFonts w:ascii="Times New Roman" w:hAnsi="Times New Roman" w:cs="Times New Roman"/>
           <w:bCs/>
-          <w:highlight w:val="yellow"/>
-        </w:rPr>
-        <w:t xml:space="preserve"> SSP-{{sspUf}}, e inscrito</w:t>
-      </w:r>
-      <w:r>
-        <w:rPr>
-          <w:rFonts w:ascii="Times New Roman" w:hAnsi="Times New Roman" w:cs="Times New Roman"/>
-          <w:bCs/>
-          <w:highlight w:val="yellow"/>
-        </w:rPr>
-        <w:t>(a)</w:t>
-      </w:r>
-      <w:r>
-        <w:rPr>
-          <w:rFonts w:ascii="Times New Roman" w:hAnsi="Times New Roman" w:cs="Times New Roman"/>
-          <w:bCs/>
-          <w:highlight w:val="yellow"/>
-        </w:rPr>
-        <w:t>(a) no CPF nº {{cpf}}, residente e domiciliado n</w:t>
-      </w:r>
-      <w:r>
-        <w:rPr>
-          <w:rFonts w:ascii="Times New Roman" w:hAnsi="Times New Roman" w:cs="Times New Roman"/>
-          <w:bCs/>
-          <w:highlight w:val="yellow"/>
-        </w:rPr>
-        <w:t>o(a)</w:t>
-      </w:r>
-      <w:r>
-        <w:rPr>
-          <w:rFonts w:ascii="Times New Roman" w:hAnsi="Times New Roman" w:cs="Times New Roman"/>
-          <w:bCs/>
-          <w:highlight w:val="yellow"/>
-        </w:rPr>
-        <w:t>o(a) {{endereco}}, CEP:</w:t>
+        </w:rPr>
+        <w:t xml:space="preserve"> SSP-{{sspUf}}, e inscrito(a)</w:t>
+      </w:r>
+      <w:r>
+        <w:rPr>
+          <w:rFonts w:ascii="Times New Roman" w:hAnsi="Times New Roman" w:cs="Times New Roman"/>
+          <w:bCs/>
+        </w:rPr>
+        <w:t xml:space="preserve"/>
+      </w:r>
+      <w:r>
+        <w:rPr>
+          <w:rFonts w:ascii="Times New Roman" w:hAnsi="Times New Roman" w:cs="Times New Roman"/>
+          <w:bCs/>
+        </w:rPr>
+        <w:t xml:space="preserve"> no CPF nº {{cpf}}, residente e domiciliado(a) em </w:t>
+      </w:r>
+      <w:r>
+        <w:rPr>
+          <w:rFonts w:ascii="Times New Roman" w:hAnsi="Times New Roman" w:cs="Times New Roman"/>
+          <w:bCs/>
+        </w:rPr>
+        <w:t xml:space="preserve"/>
+      </w:r>
+      <w:r>
+        <w:rPr>
+          <w:rFonts w:ascii="Times New Roman" w:hAnsi="Times New Roman" w:cs="Times New Roman"/>
+          <w:bCs/>
+        </w:rPr>
+        <w:t xml:space="preserve">{{endereco}}, CEP:</w:t>
       </w:r>
       <w:bookmarkEnd w:id="1"/>
       <w:r>
         <w:rPr>
           <w:rFonts w:ascii="Times New Roman" w:hAnsi="Times New Roman" w:cs="Times New Roman"/>
           <w:bCs/>
-          <w:highlight w:val="yellow"/>
         </w:rPr>
         <w:t xml:space="preserve"> {{cep}}</w:t>
       </w:r>
@@ -474,13 +466,11 @@
         <w:jc w:val="right"/>
         <w:rPr>
           <w:rFonts w:ascii="Times New Roman" w:hAnsi="Times New Roman" w:cs="Times New Roman"/>
-          <w:highlight w:val="yellow"/>
         </w:rPr>
       </w:pPr>
       <w:r>
         <w:rPr>
           <w:rFonts w:ascii="Times New Roman" w:hAnsi="Times New Roman" w:cs="Times New Roman"/>
-          <w:highlight w:val="yellow"/>
         </w:rPr>
         <w:t xml:space="preserve">Brasília, </w:t>
       </w:r>
@@ -488,7 +478,6 @@
       <w:r>
         <w:rPr>
           <w:rFonts w:ascii="Times New Roman" w:hAnsi="Times New Roman" w:cs="Times New Roman"/>
-          <w:highlight w:val="yellow"/>
         </w:rPr>
         <w:t>{{dataExtenso}}</w:t>
       </w:r>
@@ -496,21 +485,18 @@
       <w:r>
         <w:rPr>
           <w:rFonts w:ascii="Times New Roman" w:hAnsi="Times New Roman" w:cs="Times New Roman"/>
-          <w:highlight w:val="yellow"/>
         </w:rPr>
       </w:r>
       <w:proofErr w:type="gramStart"/>
       <w:r>
         <w:rPr>
           <w:rFonts w:ascii="Times New Roman" w:hAnsi="Times New Roman" w:cs="Times New Roman"/>
-          <w:highlight w:val="yellow"/>
         </w:rPr>
       </w:r>
       <w:proofErr w:type="gramEnd"/>
       <w:r>
         <w:rPr>
           <w:rFonts w:ascii="Times New Roman" w:hAnsi="Times New Roman" w:cs="Times New Roman"/>
-          <w:highlight w:val="yellow"/>
         </w:rPr>
       </w:r>
     </w:p>
@@ -520,7 +506,6 @@
         <w:jc w:val="right"/>
         <w:rPr>
           <w:rFonts w:ascii="Times New Roman" w:hAnsi="Times New Roman" w:cs="Times New Roman"/>
-          <w:highlight w:val="yellow"/>
         </w:rPr>
       </w:pPr>
     </w:p>
@@ -532,7 +517,6 @@
           <w:rFonts w:ascii="Times New Roman" w:hAnsi="Times New Roman" w:cs="Times New Roman"/>
           <w:b/>
           <w:bCs/>
-          <w:highlight w:val="yellow"/>
         </w:rPr>
       </w:pPr>
       <w:r>
@@ -540,7 +524,6 @@
           <w:rFonts w:ascii="Times New Roman" w:hAnsi="Times New Roman" w:cs="Times New Roman"/>
           <w:b/>
           <w:bCs/>
-          <w:highlight w:val="yellow"/>
         </w:rPr>
         <w:t>{{nomeCliente}}</w:t>
       </w:r>
@@ -560,7 +543,6 @@
           <w:rFonts w:ascii="Times New Roman" w:hAnsi="Times New Roman" w:cs="Times New Roman"/>
           <w:b/>
           <w:bCs/>
-          <w:highlight w:val="yellow"/>
         </w:rPr>
         <w:t>CPF nº {{cpf}}</w:t>
       </w:r>
